--- a/template.docx
+++ b/template.docx
@@ -6449,7 +6449,7 @@
                 <w:sz w:val="24"/>
                 <w:szCs w:val="24"/>
               </w:rPr>
-              <w:t>19</w:t>
+              <w:t>18</w:t>
             </w:r>
             <w:r>
               <w:rPr>
@@ -6489,7 +6489,7 @@
                 <w:sz w:val="24"/>
                 <w:szCs w:val="24"/>
               </w:rPr>
-              <w:t> Сухаревская д. 16, пом. 16</w:t>
+              <w:t> Горецкого д. 14 офис 509</w:t>
             </w:r>
           </w:p>
           <w:p>
